--- a/docs/Jordan Labour Law RAG - Explainer.docx
+++ b/docs/Jordan Labour Law RAG - Explainer.docx
@@ -4349,7 +4349,7 @@
                 <w:color w:val="A31D1D"/>
                 <w:sz w:val="17"/>
               </w:rPr>
-              <w:t>scripts/01…26</w:t>
+              <w:t>scripts/01…23</w:t>
             </w:r>
           </w:p>
         </w:tc>
@@ -4370,6 +4370,49 @@
                 <w:sz w:val="19"/>
               </w:rPr>
               <w:t>every decision notebook, in the order the work happened</w:t>
+            </w:r>
+          </w:p>
+        </w:tc>
+      </w:tr>
+      <w:tr>
+        <w:tc>
+          <w:tcPr>
+            <w:tcW w:type="dxa" w:w="4680"/>
+          </w:tcPr>
+          <w:p>
+            <w:pPr>
+              <w:spacing w:after="40"/>
+            </w:pPr>
+            <w:r/>
+            <w:r>
+              <w:rPr>
+                <w:rFonts w:ascii="Consolas" w:hAnsi="Consolas" w:cs="Consolas"/>
+                <w:b w:val="0"/>
+                <w:i w:val="0"/>
+                <w:color w:val="A31D1D"/>
+                <w:sz w:val="17"/>
+              </w:rPr>
+              <w:t>evallib/</w:t>
+            </w:r>
+          </w:p>
+        </w:tc>
+        <w:tc>
+          <w:tcPr>
+            <w:tcW w:type="dxa" w:w="4680"/>
+          </w:tcPr>
+          <w:p>
+            <w:pPr>
+              <w:spacing w:after="40"/>
+            </w:pPr>
+            <w:r/>
+            <w:r>
+              <w:rPr>
+                <w:rFonts w:ascii="Calibri" w:hAnsi="Calibri" w:cs="Calibri"/>
+                <w:b w:val="0"/>
+                <w:i w:val="0"/>
+                <w:sz w:val="19"/>
+              </w:rPr>
+              <w:t>shared evaluation helpers, with an equivalence proof</w:t>
             </w:r>
           </w:p>
         </w:tc>
